--- a/manuscript/企画書提出用/企画書_脱相続財産_イーストプレス.docx
+++ b/manuscript/企画書提出用/企画書_脱相続財産_イーストプレス.docx
@@ -45,7 +45,7 @@
           <w:sz w:val="21"/>
           <w:szCs w:val="21"/>
         </w:rPr>
-        <w:t xml:space="preserve">――心置きなく生ききることこそ、最高の旅立ち</w:t>
+        <w:t xml:space="preserve">――金融マンだった私に、現場が教えてくれたこと</w:t>
       </w:r>
     </w:p>
     <w:p>
